--- a/tai-lieu-noi-bo/moscow/bulgakov-museum.docx
+++ b/tai-lieu-noi-bo/moscow/bulgakov-museum.docx
@@ -96,6 +96,14 @@
       </w:pPr>
       <w:r>
         <w:t>Gần Ao Tổ phụ (nơi mở màn tiểu thuyết) và ga metro Mayakovskaya tráng lệ; có tour xe điện 302-bis và đi bộ đêm với 'nhân vật sống'.</w:t>
+      </w:r>
+    </w:p>
+    <w:p>
+      <w:pPr>
+        <w:pStyle w:val="ListBullet"/>
+      </w:pPr>
+      <w:r>
+        <w:t>Bà hàng xóm có thật Anna 'Annushka' Goryacheva (Анна Горячева) được xem là nguyên mẫu của 'Annushka làm đổ dầu hướng dương' — chi tiết định mệnh mở màn tiểu thuyết.</w:t>
       </w:r>
     </w:p>
     <w:p>
@@ -383,6 +391,143 @@
       </w:pPr>
       <w:r>
         <w:t>Cuối cùng, đừng bỏ lỡ các buổi trưng bày chuyên đề và sự kiện sân khấu thường xuyên thay đổi. Bảo tàng và nhà hát nơi đây nổi tiếng với các triển lãm về những hoạ sĩ minh hoạ tác phẩm Bulgakov, các buổi diễn kịch chuyển thể, và đặc biệt là lễ kỷ niệm sinh nhật nhà văn hằng năm vào tháng 5 — dịp mà cả toà nhà trở nên sống động khác thường.</w:t>
+      </w:r>
+    </w:p>
+    <w:p>
+      <w:pPr>
+        <w:pStyle w:val="Heading1"/>
+      </w:pPr>
+      <w:r>
+        <w:rPr>
+          <w:color w:val="152C4E"/>
+        </w:rPr>
+        <w:t>Căn hộ số 50 — đi từng phòng của căn hộ chung</w:t>
+      </w:r>
+    </w:p>
+    <w:p>
+      <w:pPr>
+        <w:jc w:val="both"/>
+      </w:pPr>
+      <w:r>
+        <w:t>Bảo tàng Nhà nước nằm đúng trong căn hộ số 50 (квартира №50) trên tầng bốn, vào bằng cầu thang lối số 6 (подъезд №6). Đây là một căn hộ chung (коммунальная квартира) điển hình thời hậu Cách mạng: nhiều gia đình chen chúc, chung bếp, chung hành lang. Chính không khí chật chội, ồn ào ấy đã in dấu đậm vào văn chương Bulgakov.</w:t>
+      </w:r>
+    </w:p>
+    <w:p>
+      <w:pPr>
+        <w:jc w:val="both"/>
+      </w:pPr>
+      <w:r>
+        <w:t>Phòng quan trọng nhất là phòng của Bulgakov (комната Булгакова) — nơi nhà văn viết những tác phẩm đầu tay trong các năm 1921–1924: tiểu thuyết 'Bạch vệ' (Белая гвардия), truyện 'Trứng định mệnh' (Роковые яйца), 'Đoản thiên về quỷ' (Дьяволиада) và 'Ghi chép trên măng-sét' (Записки на манжетах). Không gian được phục dựng theo hồi ức và tư liệu, gợi lại bàn viết, sách vở và đồ đạc thời đó.</w:t>
+      </w:r>
+    </w:p>
+    <w:p>
+      <w:pPr>
+        <w:jc w:val="both"/>
+      </w:pPr>
+      <w:r>
+        <w:t>Gian bếp chung (кухня) là một 'nhân vật' không thể bỏ qua: nơi những chiếc bếp dầu primus (примус) kêu xì xì ngày đêm. Chính chiếc primus tầm thường ấy về sau thành đạo cụ trứ danh trong 'Nghệ nhân và Margarita' — con mèo Behemoth (Бегемот) vừa loay hoay sửa primus vừa cãi cọ. Hành lang chung (коридор) thì luôn giăng quần áo ướt — một chi tiết đời sống mà Bulgakov từng cay đắng ghi lại.</w:t>
+      </w:r>
+    </w:p>
+    <w:p>
+      <w:pPr>
+        <w:jc w:val="both"/>
+      </w:pPr>
+      <w:r>
+        <w:t>Toà nhà vốn không hề tồi tàn: đó là chung cư cho thuê hạng sang của nhà tư sản thuốc lá Ilya Pigit (Илья Пигит), xây 1902–1905, có tới 75 căn hộ và cả thang máy. Sau năm 1917, nó bị biến thành 'công xã lao động' (рабочая коммуна) — sự sa sút từ xa hoa xuống chen chúc chính là bối cảnh xã hội cho ngòi bút châm biếm của Bulgakov.</w:t>
+      </w:r>
+    </w:p>
+    <w:p>
+      <w:pPr>
+        <w:jc w:val="both"/>
+      </w:pPr>
+      <w:r>
+        <w:t>Gợi ý cách kể cho khách Việt: dẫn khách theo mạch 'một chung cư sang trọng bị công-xã-hoá'. Bước vào bếp chung, chỉ chiếc primus và nói rằng vật dụng bé nhỏ này đã 'bước thẳng' vào tiểu thuyết. Khách Việt rất dễ đồng cảm với hình ảnh 'ở ghép, chung bếp' nên câu chuyện trở nên gần gũi ngay.</w:t>
+      </w:r>
+    </w:p>
+    <w:p>
+      <w:pPr>
+        <w:pStyle w:val="Heading1"/>
+      </w:pPr>
+      <w:r>
+        <w:rPr>
+          <w:color w:val="152C4E"/>
+        </w:rPr>
+        <w:t>Từ căn hộ thật đến 'căn hộ quỷ ám' — hiện vật &amp; nhân vật</w:t>
+      </w:r>
+    </w:p>
+    <w:p>
+      <w:pPr>
+        <w:jc w:val="both"/>
+      </w:pPr>
+      <w:r>
+        <w:t>Căn hộ 50 là nguyên mẫu của 'căn hộ quỷ ám' số 50 trong 'Nghệ nhân và Margarita' — nơi Quỷ vương Woland (Воланд) cùng đoàn tuỳ tùng trú ngụ và tổ chức 'vũ hội của Satan'. Bảo tàng khéo léo đan cài hiện vật đời thực với thế giới hư cấu: du khách vừa xem đồ dùng, ảnh và thư từ của nhà văn, vừa bắt gặp những 'dấu vết' ma mị của tiểu thuyết.</w:t>
+      </w:r>
+    </w:p>
+    <w:p>
+      <w:pPr>
+        <w:jc w:val="both"/>
+      </w:pPr>
+      <w:r>
+        <w:t>Một mối liên hệ thú vị bậc nhất là bà hàng xóm Anna 'Annushka' Goryacheva (Анна Горячева) sống trong chính căn hộ chung này — người được cho là nguyên mẫu của nhân vật 'Annushka'. Trong truyện, chính việc 'Annushka đã mua dầu hướng dương... và không những mua mà còn làm đổ' là chi tiết định mệnh khiến Berlioz trượt chân dưới bánh tàu điện ở ngay đầu tác phẩm.</w:t>
+      </w:r>
+    </w:p>
+    <w:p>
+      <w:pPr>
+        <w:jc w:val="both"/>
+      </w:pPr>
+      <w:r>
+        <w:t>Địa chỉ hư cấu trong truyện là '302-bis phố Sadovaya' — một con số không có thật. Nhiều người mê giải mã cho rằng đó là trò chơi chữ số với địa chỉ thật số 10: (3+2)×2 = 10, vừa là 'mật mã' vừa là cú châm biếm thói phình to giấy tờ – địa chỉ của bộ máy hành chính Xô-viết.</w:t>
+      </w:r>
+    </w:p>
+    <w:p>
+      <w:pPr>
+        <w:jc w:val="both"/>
+      </w:pPr>
+      <w:r>
+        <w:t>Gợi ý cách kể: dừng ở góc trưng bày liên quan tới 'Annushka', kể chi tiết dầu hướng dương đổ ra đường ray — khách sẽ 'ồ' lên khi biết một nhân vật bước ra từ người hàng xóm có thật. Sau đó đố khách giải mã '302-bis'; phép tính (3+2)×2 = 10 luôn là 'món quà nhỏ' khiến ai cũng nhớ địa chỉ này.</w:t>
+      </w:r>
+    </w:p>
+    <w:p>
+      <w:pPr>
+        <w:pStyle w:val="Heading1"/>
+      </w:pPr>
+      <w:r>
+        <w:rPr>
+          <w:color w:val="152C4E"/>
+        </w:rPr>
+        <w:t>Cầu thang graffiti &amp; 'Ngôi nhà Bulgakov' tầng trệt (Дом Булгакова)</w:t>
+      </w:r>
+    </w:p>
+    <w:p>
+      <w:pPr>
+        <w:jc w:val="both"/>
+      </w:pPr>
+      <w:r>
+        <w:t>Ngay cả trước khi có bảo tàng, cầu thang lối số 6 đã thành 'thánh địa' tự phát của người hâm mộ: từ thập niên 1980, tường cầu thang phủ kín tranh vẽ và những câu trích về Bulgakov cùng các nhân vật của ông. Giai đoạn 1984–1986 từng có cả một 'cuộc chiến' dai dẳng giữa người vẽ graffiti và bên quét xoá, trước khi thành phố cho phép lập bảo tàng chính thức vào mùa xuân 1988.</w:t>
+      </w:r>
+    </w:p>
+    <w:p>
+      <w:pPr>
+        <w:jc w:val="both"/>
+      </w:pPr>
+      <w:r>
+        <w:t>Trong cùng toà nhà có hai bảo tàng: 'Ngôi nhà Bulgakov' (Дом Булгакова) tư nhân ở tầng trệt, khai trương ngày 15/5/2004, và Bảo tàng Nhà nước M.A. Bulgakov trong căn hộ 50, khánh thành ngày 26/3/2007. 'Ngôi nhà Bulgakov' có một nhà hát nhỏ (khoảng 126 chỗ), quán cà phê mang tên '302-bis', và đặc biệt là chú mèo đen sống mang tên Behemoth — 'ngôi sao' để du khách chụp ảnh cùng.</w:t>
+      </w:r>
+    </w:p>
+    <w:p>
+      <w:pPr>
+        <w:jc w:val="both"/>
+      </w:pPr>
+      <w:r>
+        <w:t>Từ đây khởi hành tour xe điện '302-bis' và các tour đi bộ đêm với 'nhân vật sống' hoá trang, đưa khách men theo những địa điểm trong tiểu thuyết. Bảo tàng cũng từng chịu một vụ phá hoại nghiêm trọng cuối tháng 12/2006 (thiệt hại lớn) rồi nhanh chóng mở lại vào đầu năm 2007.</w:t>
+      </w:r>
+    </w:p>
+    <w:p>
+      <w:pPr>
+        <w:jc w:val="both"/>
+      </w:pPr>
+      <w:r>
+        <w:t>Gợi ý cách kể: nếu đi cùng đoàn, nên bố trí chụp ảnh ở cầu thang graffiti (rất 'ăn hình') và ghé quán 302-bis. Với khách mê văn học, gợi ý tour xe điện 302-bis để 'sống' trong không gian tiểu thuyết. Nhắc khách rằng địa điểm nằm sát Ao Tổ Phụ (Патриаршие пруды) — nơi mở màn 'Nghệ nhân và Margarita' — chỉ vài phút đi bộ.</w:t>
       </w:r>
     </w:p>
     <w:p>
@@ -867,6 +1012,51 @@
       </w:r>
     </w:p>
     <w:p>
+      <w:r>
+        <w:rPr>
+          <w:sz w:val="22"/>
+        </w:rPr>
+        <w:t xml:space="preserve">• «Нехорошая квартира» № 50 — audioguide izi.travel — </w:t>
+      </w:r>
+      <w:r>
+        <w:rPr>
+          <w:color w:val="204A86"/>
+          <w:sz w:val="20"/>
+        </w:rPr>
+        <w:t>https://izi.travel/ru/ccbf-nekhoroshaya-kvartira-no-50/ru</w:t>
+      </w:r>
+    </w:p>
+    <w:p>
+      <w:r>
+        <w:rPr>
+          <w:sz w:val="22"/>
+        </w:rPr>
+        <w:t xml:space="preserve">• Flat No. 50 in Bulgakov's works — Bảo tàng M.A. Bulgakov — </w:t>
+      </w:r>
+      <w:r>
+        <w:rPr>
+          <w:color w:val="204A86"/>
+          <w:sz w:val="20"/>
+        </w:rPr>
+        <w:t>https://bulgakovmuseum.ru/en/events/bulgakov-on-odd-flat</w:t>
+      </w:r>
+    </w:p>
+    <w:p>
+      <w:r>
+        <w:rPr>
+          <w:sz w:val="22"/>
+        </w:rPr>
+        <w:t xml:space="preserve">• Музей Булгакова («Нехорошая квартира») — KudaGo — </w:t>
+      </w:r>
+      <w:r>
+        <w:rPr>
+          <w:color w:val="204A86"/>
+          <w:sz w:val="20"/>
+        </w:rPr>
+        <w:t>https://kudago.com/msk/place/kvartira-bulgakova/</w:t>
+      </w:r>
+    </w:p>
+    <w:p>
       <w:pPr>
         <w:pStyle w:val="Heading2"/>
       </w:pPr>
@@ -934,11 +1124,38 @@
     <w:p>
       <w:r>
         <w:rPr>
+          <w:color w:val="5C6773"/>
+          <w:sz w:val="20"/>
+        </w:rPr>
+        <w:t>Trang chính thức bulgakovmuseum.ru (mục 'Flat No. 50 in Bulgakov's works', bản tháng 9/2026) — dùng cho: căn hộ 50 ở lối số 6 tầng bốn; các phòng trưng bày (phòng Bulgakov, bếp chung với bếp primus, hành lang); các tác phẩm viết tại đây (Bạch vệ, Trứng định mệnh, Đoản thiên về quỷ, Ghi chép trên măng-sét); người thân che chở (em gái Nadezhda Bulgakova-Zemskaya và chồng Andrey Zemsky); toà nhà nguyên là chung cư cao cấp 'Elpit' 75 căn có thang máy, bị biến thành công xã sau 1917; bà hàng xóm Annushka Goryacheva.</w:t>
+      </w:r>
+    </w:p>
+    <w:p>
+      <w:r>
+        <w:rPr>
+          <w:color w:val="5C6773"/>
+          <w:sz w:val="20"/>
+        </w:rPr>
+        <w:t>Wikipedia tiếng Anh, mục «Bulgakov House (Moscow)» (bản tháng 9/2026) — dùng cho: toà nhà xây 1902–1905 của Ilya Pigit; Bulgakov ở căn hộ 50 từ 9/1921, chuyển lên căn hộ 34 (tầng năm) hè 1924; 'cuộc chiến' graffiti 1984–1986; 'Ngôi nhà Bulgakov' mở 15/5/2004 (nhà hát 126 chỗ, cà phê 302-bis, mèo Behemoth, tour xe điện 302-bis); Bảo tàng Nhà nước mở 26/3/2007; vụ phá hoại tháng 12/2006; địa chỉ hư cấu 302-bis và trò chơi số (3+2)×2 = 10.</w:t>
+      </w:r>
+    </w:p>
+    <w:p>
+      <w:r>
+        <w:rPr>
+          <w:color w:val="5C6773"/>
+          <w:sz w:val="20"/>
+        </w:rPr>
+        <w:t>Tra cứu izi.travel «Нехорошая квартира №50» — dùng làm nguồn định hướng về cách audioguide kể chuyện căn hộ; trang bị giới hạn truy cập (HTTP 429) tại thời điểm biên soạn nên mọi dữ kiện đã đối chiếu với trang bảo tàng và Wikipedia.</w:t>
+      </w:r>
+    </w:p>
+    <w:p>
+      <w:r>
+        <w:rPr>
           <w:i/>
           <w:color w:val="5C6773"/>
           <w:sz w:val="18"/>
         </w:rPr>
-        <w:t>Tài liệu nội bộ — không dùng cho mục đích public. Biên soạn nguyên gốc, có dẫn nguồn. Cập nhật 2026-08-11.</w:t>
+        <w:t>Tài liệu nội bộ — không dùng cho mục đích public. Biên soạn nguyên gốc, có dẫn nguồn. Cập nhật 2026-09-28.</w:t>
       </w:r>
     </w:p>
     <w:sectPr>
